--- a/docs/note_courte_pcs_fap.docx
+++ b/docs/note_courte_pcs_fap.docx
@@ -845,7 +845,7 @@
           <w:sz w:val="21"/>
           <w:szCs w:val="21"/>
         </w:rPr>
-        <w:t xml:space="preserve"> Note pédagogique sur les cartes d’emploi ; note de référence sur les nomenclatures (PCS, CS, FAP, ROME) ; note courte sur l’exposition au recrutement difficile.</w:t>
+        <w:t xml:space="preserve"> Note pédagogique sur les cartes d’emploi ; note de référence sur les nomenclatures (PCS, CS, FAP, ROME) ; note courte sur les départs attendus et les remplacements difficiles.</w:t>
       </w:r>
     </w:p>
     <w:sectPr>

--- a/docs/note_courte_pcs_fap.docx
+++ b/docs/note_courte_pcs_fap.docx
@@ -237,7 +237,7 @@
           <w:sz w:val="21"/>
           <w:szCs w:val="21"/>
         </w:rPr>
-        <w:t xml:space="preserve"> Pour chaque métier stratégique, la profession détaillée est rattachée à sa famille professionnelle, ce qui permet de lui associer l’indicateur de tension de la Dares. Le projet ne construit jamais de correspondance entre une famille et une grande catégorie.</w:t>
+        <w:t xml:space="preserve"> Pour chaque métier de la première sous-liste, la profession détaillée est rattachée à sa famille professionnelle, ce qui permet de lui associer l’indicateur de tension de la Dares. Le projet ne construit jamais de correspondance entre une famille et une grande catégorie.</w:t>
       </w:r>
     </w:p>
     <w:p>
